--- a/docs/MGFD_Dev_Plan/My_MGFD_Design/v0.2/MGFD開發流程與日誌_v0.2.docx
+++ b/docs/MGFD_Dev_Plan/My_MGFD_Design/v0.2/MGFD開發流程與日誌_v0.2.docx
@@ -38,7 +38,7 @@
           <w:szCs w:val="32"/>
           <w:rtl w:val="0"/>
         </w:rPr>
-        <w:t xml:space="preserve">version 0.1 2025/08/11</w:t>
+        <w:t xml:space="preserve">version 0.2 2025/08/11</w:t>
       </w:r>
     </w:p>
     <w:p>
@@ -56,7 +56,7 @@
           <w:szCs w:val="32"/>
           <w:rtl w:val="0"/>
         </w:rPr>
-        <w:t xml:space="preserve">Chat-Turn概念：A turn of chat of user and LLM</w:t>
+        <w:t xml:space="preserve">Chat-Turn概念：</w:t>
       </w:r>
     </w:p>
     <w:p>
@@ -69,13 +69,11 @@
       </w:pPr>
       <w:r>
         <w:rPr>
-          <w:rFonts w:ascii="Arial Unicode MS" w:cs="Arial Unicode MS" w:eastAsia="Arial Unicode MS" w:hAnsi="Arial Unicode MS"/>
-          <w:sz w:val="32"/>
-          <w:szCs w:val="32"/>
-          <w:rtl w:val="0"/>
-        </w:rPr>
-        <w:tab/>
-        <w:t xml:space="preserve">[user query] → prompt-lvl1 → LLM → response-1 →(to user) </w:t>
+          <w:sz w:val="32"/>
+          <w:szCs w:val="32"/>
+          <w:rtl w:val="0"/>
+        </w:rPr>
+        <w:t xml:space="preserve">        Simple Chat Turn: A chat between user and LLM with no any objective.</w:t>
       </w:r>
     </w:p>
     <w:p>
@@ -88,12 +86,29 @@
       </w:pPr>
       <w:r>
         <w:rPr>
-          <w:rFonts w:ascii="Arial Unicode MS" w:cs="Arial Unicode MS" w:eastAsia="Arial Unicode MS" w:hAnsi="Arial Unicode MS"/>
-          <w:sz w:val="32"/>
-          <w:szCs w:val="32"/>
-          <w:rtl w:val="0"/>
-        </w:rPr>
-        <w:t xml:space="preserve">        [user query] → prompt-lvl2 → LLM</w:t>
+          <w:sz w:val="32"/>
+          <w:szCs w:val="32"/>
+          <w:rtl w:val="0"/>
+        </w:rPr>
+        <w:t xml:space="preserve">        LLM-Self Response Chat Turn</w:t>
+      </w:r>
+    </w:p>
+    <w:p>
+      <w:pPr>
+        <w:spacing w:line="360" w:lineRule="auto"/>
+        <w:rPr>
+          <w:sz w:val="32"/>
+          <w:szCs w:val="32"/>
+        </w:rPr>
+      </w:pPr>
+      <w:r>
+        <w:rPr>
+          <w:sz w:val="32"/>
+          <w:szCs w:val="32"/>
+          <w:rtl w:val="0"/>
+        </w:rPr>
+        <w:tab/>
+        <w:t xml:space="preserve">Prompt-Generation Chat Turn</w:t>
       </w:r>
     </w:p>
     <w:p>
